--- a/Guia_Visual_Kinesio_Taping.docx
+++ b/Guia_Visual_Kinesio_Taping.docx
@@ -160,14 +160,10 @@
       </w:r>
     </w:p>
     <w:p>
-      <w:r>
-        <w:br w:type="page"/>
-      </w:r>
-    </w:p>
-    <w:p>
       <w:pPr>
         <w:pStyle w:val="Heading1"/>
-        <w:spacing w:after="160" w:before="420"/>
+        <w:pageBreakBefore/>
+        <w:spacing w:after="160" w:before="0"/>
       </w:pPr>
       <w:r>
         <w:t xml:space="preserve">1. Blefaroplastia</w:t>
@@ -907,14 +903,10 @@
       </w:r>
     </w:p>
     <w:p>
-      <w:r>
-        <w:br w:type="page"/>
-      </w:r>
-    </w:p>
-    <w:p>
       <w:pPr>
         <w:pStyle w:val="Heading1"/>
-        <w:spacing w:after="160" w:before="420"/>
+        <w:pageBreakBefore/>
+        <w:spacing w:after="160" w:before="0"/>
       </w:pPr>
       <w:r>
         <w:t xml:space="preserve">2. Ritidoplastia e Lifting de Têmporas</w:t>
@@ -1603,14 +1595,10 @@
       </w:r>
     </w:p>
     <w:p>
-      <w:r>
-        <w:br w:type="page"/>
-      </w:r>
-    </w:p>
-    <w:p>
       <w:pPr>
         <w:pStyle w:val="Heading1"/>
-        <w:spacing w:after="160" w:before="420"/>
+        <w:pageBreakBefore/>
+        <w:spacing w:after="160" w:before="0"/>
       </w:pPr>
       <w:r>
         <w:t xml:space="preserve">3. Lifting de Sobrancelha</w:t>
@@ -2255,14 +2243,10 @@
       </w:r>
     </w:p>
     <w:p>
-      <w:r>
-        <w:br w:type="page"/>
-      </w:r>
-    </w:p>
-    <w:p>
       <w:pPr>
         <w:pStyle w:val="Heading1"/>
-        <w:spacing w:after="160" w:before="420"/>
+        <w:pageBreakBefore/>
+        <w:spacing w:after="160" w:before="0"/>
       </w:pPr>
       <w:r>
         <w:t xml:space="preserve">4. Sinais de alerta — remova a fita imediatamente se houver</w:t>
@@ -2949,7 +2933,7 @@
     </w:rPrDefault>
     <w:pPrDefault>
       <w:pPr>
-        <w:spacing w:line="300"/>
+        <w:spacing w:line="300" w:lineRule="auto"/>
       </w:pPr>
     </w:pPrDefault>
   </w:docDefaults>
